--- a/7_figures/output/figure1/Figure1.docx
+++ b/7_figures/output/figure1/Figure1.docx
@@ -25,7 +25,7 @@
         <w:ind w:left="60" w:right="60" w:firstLine="0" w:firstLineChars="0"/>
       </w:pPr>
       <w:r>
-        <w:t xml:space="preserve">Figure 1. Comparison of Income and Wealth Inequality for Households and Clans</w:t>
+        <w:t xml:space="preserve">Figure 1. Average Gini Coefficients for Households and Clans, 1969–2021</w:t>
       </w:r>
     </w:p>
     <w:tbl xmlns:a="http://schemas.openxmlformats.org/drawingml/2006/main" xmlns:pic="http://schemas.openxmlformats.org/drawingml/2006/picture">
@@ -646,7 +646,11 @@
           <w:szCs w:val="20"/>
           <w:color w:val="000000"/>
         </w:rPr>
-        <w:t xml:space="preserve">Note: Standard errors in parentheses.</w:t>
+        <w:t xml:space="preserve">Note: Gini coefficients reported are averages across all years. 
+Income data were collected annually until 1997, and biennially thereafter. 
+Wealth data were collected every five years from 1984 to 1999, and every other year thereafter. 
+Both income and wealth are adjusted for inflation to constant YEAR dollars. Wealth is measured excluding home equity.
+Standard errors are shown in parentheses.</w:t>
       </w:r>
     </w:p>
     <w:sectPr>

--- a/7_figures/output/figure1/Figure1.docx
+++ b/7_figures/output/figure1/Figure1.docx
@@ -204,7 +204,7 @@
       </w:tr>
       <w:tr>
         <w:trPr>
-          <w:trHeight w:val="776" w:hRule="auto"/>
+          <w:trHeight w:val="777" w:hRule="auto"/>
         </w:trPr>
         body1
         <w:tc>
@@ -383,7 +383,7 @@
                 <w:szCs w:val="20"/>
                 <w:color w:val="000000"/>
               </w:rPr>
-              <w:t xml:space="preserve">0.367</w:t>
+              <w:t xml:space="preserve">0.368</w:t>
             </w:r>
             <w:r>
               <w:rPr>
@@ -517,7 +517,7 @@
                 <w:szCs w:val="20"/>
                 <w:color w:val="000000"/>
               </w:rPr>
-              <w:t xml:space="preserve">0.848</w:t>
+              <w:t xml:space="preserve">0.882</w:t>
             </w:r>
             <w:r>
               <w:rPr>
@@ -593,7 +593,7 @@
                 <w:szCs w:val="20"/>
                 <w:color w:val="000000"/>
               </w:rPr>
-              <w:t xml:space="preserve">0.728</w:t>
+              <w:t xml:space="preserve">0.748</w:t>
             </w:r>
             <w:r>
               <w:rPr>
@@ -617,7 +617,7 @@
                 <w:szCs w:val="20"/>
                 <w:color w:val="000000"/>
               </w:rPr>
-              <w:t xml:space="preserve">(SE = 0.017)</w:t>
+              <w:t xml:space="preserve">(SE = 0.018)</w:t>
             </w:r>
           </w:p>
         </w:tc>
